--- a/History/chapters/03 - The First Fires - Early Humans and the Spark of Culture.docx
+++ b/History/chapters/03 - The First Fires - Early Humans and the Spark of Culture.docx
@@ -82,7 +82,7 @@
         <w:spacing w:after="200"/>
       </w:pPr>
       <w:r>
-        <w:t xml:space="preserve">It pushed back the night. A fire is the first porch light: a circle of visibility and warmth a hominin band could sit inside after dark, when every other diurnal primate was hiding.</w:t>
+        <w:t xml:space="preserve">It pushed back the night. A fire is the first porch light: a circle of visibility and warmth a hominin band could sit inside after dark, when every other diurnal (day-active) primate was hiding.</w:t>
       </w:r>
     </w:p>
     <w:p>

--- a/History/chapters/03 - The First Fires - Early Humans and the Spark of Culture.docx
+++ b/History/chapters/03 - The First Fires - Early Humans and the Spark of Culture.docx
@@ -130,7 +130,7 @@
         <w:spacing w:after="200"/>
       </w:pPr>
       <w:r>
-        <w:t xml:space="preserve">Dolphins, watching all this from offshore for once quite literally, since early hominin sites cluster near African lakes and rivers, noted the smoke first.</w:t>
+        <w:t xml:space="preserve">Dolphin scholarship concedes a small liberty here: the earliest hominin sites cluster around inland Rift Valley lakes and rivers, not the ocean coastline the Society otherwise relies on, and no oceanic dolphin has ever swum in one. The Society's official position is that a river empties into the sea eventually, and that this is close enough.</w:t>
       </w:r>
     </w:p>
     <w:p>

--- a/History/chapters/03 - The First Fires - Early Humans and the Spark of Culture.docx
+++ b/History/chapters/03 - The First Fires - Early Humans and the Spark of Culture.docx
@@ -130,7 +130,7 @@
         <w:spacing w:after="200"/>
       </w:pPr>
       <w:r>
-        <w:t xml:space="preserve">Dolphin scholarship concedes a small liberty here: the earliest hominin sites cluster around inland Rift Valley lakes and rivers, not the ocean coastline the Society otherwise relies on, and no oceanic dolphin has ever swum in one. The Society's official position is that a river empties into the sea eventually, and that this is close enough.</w:t>
+        <w:t xml:space="preserve">Dolphins, watching all this from offshore for once quite literally, since early hominin sites cluster near African lakes and rivers, noted the smoke first.</w:t>
       </w:r>
     </w:p>
     <w:p>
